--- a/docs/BIMCIM詳細度サンプルビューア_操作説明書（お客様向け）.docx
+++ b/docs/BIMCIM詳細度サンプルビューア_操作説明書（お客様向け）.docx
@@ -45,7 +45,7 @@
         </w:rPr>
         <w:t>Malme株式会社</w:t>
         <w:br/>
-        <w:t>2026年09月26日  第1.0版</w:t>
+        <w:t>2026年09月27日  第1.0版</w:t>
       </w:r>
     </w:p>
     <w:p>
@@ -319,7 +319,7 @@
         <w:rPr>
           <w:rFonts w:ascii="Yu Gothic" w:hAnsi="Yu Gothic" w:eastAsia="Yu Gothic"/>
         </w:rPr>
-        <w:t>ブラウザで次のURLを開きます：https://＜GitHubユーザー名または組織名＞.github.io/bimcim-lod-viewer/</w:t>
+        <w:t>ブラウザで次のURLを開きます：https://ayumiwatanabe-ops.github.io/bimcim-lod-viewer/</w:t>
       </w:r>
     </w:p>
     <w:p>
@@ -330,7 +330,7 @@
         <w:rPr>
           <w:rFonts w:ascii="Yu Gothic" w:hAnsi="Yu Gothic" w:eastAsia="Yu Gothic"/>
         </w:rPr>
-        <w:t>特定の工種を直接開くには URL の末尾に #ID を付けます（例：https://＜GitHubユーザー名または組織名＞.github.io/bimcim-lod-viewer/#tunnel）。ID は「6. 収録モデル一覧」を参照してください。</w:t>
+        <w:t>特定の工種を直接開くには URL の末尾に #ID を付けます（例：https://ayumiwatanabe-ops.github.io/bimcim-lod-viewer/#tunnel）。ID は「6. 収録モデル一覧」を参照してください。</w:t>
       </w:r>
     </w:p>
     <w:p>
@@ -360,7 +360,7 @@
         <w:rPr>
           <w:rFonts w:ascii="Yu Gothic" w:hAnsi="Yu Gothic" w:eastAsia="Yu Gothic"/>
         </w:rPr>
-        <w:t>1. ブラウザで公開ページを開きます：https://github.com/＜GitHubユーザー名または組織名＞/bimcim-lod-viewer/releases</w:t>
+        <w:t>1. ブラウザで公開ページを開きます：https://github.com/ayumiwatanabe-ops/bimcim-lod-viewer/releases</w:t>
       </w:r>
     </w:p>
     <w:p>
@@ -647,7 +647,7 @@
         <w:rPr>
           <w:rFonts w:ascii="Yu Gothic" w:hAnsi="Yu Gothic" w:eastAsia="Yu Gothic"/>
         </w:rPr>
-        <w:t>1. リポジトリのトップページ（https://github.com/＜GitHubユーザー名または組織名＞/bimcim-lod-viewer）で緑色の「Code」ボタン→「Download ZIP」を選び、解凍します。</w:t>
+        <w:t>1. リポジトリのトップページ（https://github.com/ayumiwatanabe-ops/bimcim-lod-viewer）で緑色の「Code」ボタン→「Download ZIP」を選び、解凍します。</w:t>
       </w:r>
     </w:p>
     <w:p>

--- a/docs/BIMCIM詳細度サンプルビューア_操作説明書（お客様向け）.docx
+++ b/docs/BIMCIM詳細度サンプルビューア_操作説明書（お客様向け）.docx
@@ -45,7 +45,7 @@
         </w:rPr>
         <w:t>Malme株式会社</w:t>
         <w:br/>
-        <w:t>2026年09月27日  第1.0版</w:t>
+        <w:t>2026年09月29日  第1.0版</w:t>
       </w:r>
     </w:p>
     <w:p>
@@ -180,7 +180,7 @@
                 <w:rFonts w:ascii="Yu Gothic" w:hAnsi="Yu Gothic" w:eastAsia="Yu Gothic"/>
                 <w:sz w:val="19"/>
               </w:rPr>
-              <w:t>A. Web版（推奨）</w:t>
+              <w:t>A. ZIP をダウンロードして使う（推奨）</w:t>
             </w:r>
           </w:p>
         </w:tc>
@@ -194,7 +194,7 @@
                 <w:rFonts w:ascii="Yu Gothic" w:hAnsi="Yu Gothic" w:eastAsia="Yu Gothic"/>
                 <w:sz w:val="19"/>
               </w:rPr>
-              <w:t>PC・スマホ・タブレットからすぐ見たい。社内で共有したい</w:t>
+              <w:t>PC にダウンロードして使う。ネット接続のない現場・会議室でも使う</w:t>
             </w:r>
           </w:p>
         </w:tc>
@@ -208,7 +208,7 @@
                 <w:rFonts w:ascii="Yu Gothic" w:hAnsi="Yu Gothic" w:eastAsia="Yu Gothic"/>
                 <w:sz w:val="19"/>
               </w:rPr>
-              <w:t>インターネット接続、最新のブラウザ（Chrome / Edge / Safari）</w:t>
+              <w:t>Windows PC。GitHub から ZIP を取得し「ビューア起動.exe」を押すだけ（インストール不要）</w:t>
             </w:r>
           </w:p>
         </w:tc>
@@ -224,7 +224,7 @@
                 <w:rFonts w:ascii="Yu Gothic" w:hAnsi="Yu Gothic" w:eastAsia="Yu Gothic"/>
                 <w:sz w:val="19"/>
               </w:rPr>
-              <w:t>B. オフライン版（1ファイル）</w:t>
+              <w:t>B. Web版</w:t>
             </w:r>
           </w:p>
         </w:tc>
@@ -238,7 +238,7 @@
                 <w:rFonts w:ascii="Yu Gothic" w:hAnsi="Yu Gothic" w:eastAsia="Yu Gothic"/>
                 <w:sz w:val="19"/>
               </w:rPr>
-              <w:t>現場や会議室などネット接続のない環境で使う。PCに保存して使う</w:t>
+              <w:t>PC・スマホ・タブレットからすぐ見たい。URL を共有したい</w:t>
             </w:r>
           </w:p>
         </w:tc>
@@ -252,7 +252,7 @@
                 <w:rFonts w:ascii="Yu Gothic" w:hAnsi="Yu Gothic" w:eastAsia="Yu Gothic"/>
                 <w:sz w:val="19"/>
               </w:rPr>
-              <w:t>PC（Windows / Mac）、HTMLファイル約50MB</w:t>
+              <w:t>インターネット接続、最新のブラウザ（Chrome / Edge / Safari）</w:t>
             </w:r>
           </w:p>
         </w:tc>
@@ -308,7 +308,136 @@
         <w:pStyle w:val="Heading2"/>
       </w:pPr>
       <w:r>
-        <w:t>2.1 Web版で開く</w:t>
+        <w:t>2.1 GitHub から ZIP をダウンロードして使う（推奨）</w:t>
+      </w:r>
+    </w:p>
+    <w:p>
+      <w:pPr>
+        <w:ind w:left="454" w:hanging="340"/>
+      </w:pPr>
+      <w:r>
+        <w:rPr>
+          <w:rFonts w:ascii="Yu Gothic" w:hAnsi="Yu Gothic" w:eastAsia="Yu Gothic"/>
+        </w:rPr>
+        <w:t>1. ブラウザでリポジトリのページを開きます：https://github.com/ayumiwatanabe-ops/bimcim-lod-viewer</w:t>
+      </w:r>
+    </w:p>
+    <w:p>
+      <w:pPr>
+        <w:ind w:left="454" w:hanging="340"/>
+      </w:pPr>
+      <w:r>
+        <w:rPr>
+          <w:rFonts w:ascii="Yu Gothic" w:hAnsi="Yu Gothic" w:eastAsia="Yu Gothic"/>
+        </w:rPr>
+        <w:t>2. 画面右上の緑色の「Code」ボタンを押し、メニューの「Download ZIP」を選びます。</w:t>
+      </w:r>
+    </w:p>
+    <w:p>
+      <w:pPr>
+        <w:ind w:left="454" w:hanging="340"/>
+      </w:pPr>
+      <w:r>
+        <w:rPr>
+          <w:rFonts w:ascii="Yu Gothic" w:hAnsi="Yu Gothic" w:eastAsia="Yu Gothic"/>
+        </w:rPr>
+        <w:t>3. ダウンロードした bimcim-lod-viewer-main.zip を右クリック →「すべて展開」で解凍します（約110MB）。</w:t>
+      </w:r>
+    </w:p>
+    <w:p>
+      <w:pPr>
+        <w:ind w:left="454" w:hanging="340"/>
+      </w:pPr>
+      <w:r>
+        <w:rPr>
+          <w:rFonts w:ascii="Yu Gothic" w:hAnsi="Yu Gothic" w:eastAsia="Yu Gothic"/>
+        </w:rPr>
+        <w:t>4. 展開されたフォルダ（bimcim-lod-viewer-main）を開き、「ビューア起動.exe」をダブルクリックします。小さなウィンドウが出て、ブラウザが自動で開きます。</w:t>
+      </w:r>
+    </w:p>
+    <w:p>
+      <w:pPr>
+        <w:ind w:left="454" w:hanging="340"/>
+      </w:pPr>
+      <w:r>
+        <w:rPr>
+          <w:rFonts w:ascii="Yu Gothic" w:hAnsi="Yu Gothic" w:eastAsia="Yu Gothic"/>
+        </w:rPr>
+        <w:t>5. ブラウザが開かない場合は、ウィンドウの「ブラウザで開く」を押してください。終了するときはウィンドウの「終了」を押します（ブラウザは閉じて構いません）。</w:t>
+      </w:r>
+    </w:p>
+    <w:tbl>
+      <w:tblPr>
+        <w:tblW w:type="auto" w:w="0"/>
+        <w:jc w:val="center"/>
+        <w:tblLook w:firstColumn="1" w:firstRow="1" w:lastColumn="0" w:lastRow="0" w:noHBand="0" w:noVBand="1" w:val="04A0"/>
+      </w:tblPr>
+      <w:tblGrid>
+        <w:gridCol w:w="9638"/>
+      </w:tblGrid>
+      <w:tr>
+        <w:tc>
+          <w:tcPr>
+            <w:tcW w:type="dxa" w:w="9638"/>
+            <w:shd w:val="clear" w:color="auto" w:fill="FFF4E5"/>
+          </w:tcPr>
+          <w:p>
+            <w:r>
+              <w:rPr>
+                <w:rFonts w:ascii="Yu Gothic" w:hAnsi="Yu Gothic" w:eastAsia="Yu Gothic"/>
+                <w:sz w:val="20"/>
+              </w:rPr>
+              <w:t>初回に「WindowsによってPCが保護されました」という青い画面が出ることがあります。これは署名のない実行ファイルに対する標準の警告です。「詳細情報」→「実行」の順に押すと起動します。exe の中身は、展開したフォルダを自分のPC内（127.0.0.1）だけで公開してブラウザを開くもので、外部との通信はしません。</w:t>
+            </w:r>
+          </w:p>
+        </w:tc>
+      </w:tr>
+    </w:tbl>
+    <w:p/>
+    <w:p>
+      <w:r>
+        <w:rPr>
+          <w:rFonts w:ascii="Yu Gothic" w:hAnsi="Yu Gothic" w:eastAsia="Yu Gothic"/>
+          <w:b w:val="0"/>
+          <w:i w:val="0"/>
+        </w:rPr>
+        <w:t>exe を実行できない環境（Mac、実行ファイルが制限されたPC）では、同じフォルダにある bimcim-lod-viewer_offline.html をダブルクリックしてください。全モデルを1ファイルに同梱したもので、ブラウザだけで動きます（開くまで十数秒かかります）。</w:t>
+      </w:r>
+    </w:p>
+    <w:tbl>
+      <w:tblPr>
+        <w:tblW w:type="auto" w:w="0"/>
+        <w:jc w:val="center"/>
+        <w:tblLook w:firstColumn="1" w:firstRow="1" w:lastColumn="0" w:lastRow="0" w:noHBand="0" w:noVBand="1" w:val="04A0"/>
+      </w:tblPr>
+      <w:tblGrid>
+        <w:gridCol w:w="9638"/>
+      </w:tblGrid>
+      <w:tr>
+        <w:tc>
+          <w:tcPr>
+            <w:tcW w:type="dxa" w:w="9638"/>
+            <w:shd w:val="clear" w:color="auto" w:fill="FFF4E5"/>
+          </w:tcPr>
+          <w:p>
+            <w:r>
+              <w:rPr>
+                <w:rFonts w:ascii="Yu Gothic" w:hAnsi="Yu Gothic" w:eastAsia="Yu Gothic"/>
+                <w:sz w:val="20"/>
+              </w:rPr>
+              <w:t>展開したフォルダの index.html を直接ダブルクリックしても動きません（ブラウザの安全制限でモデルを読み込めないため）。必ず「ビューア起動.exe」または「bimcim-lod-viewer_offline.html」から開いてください。</w:t>
+            </w:r>
+          </w:p>
+        </w:tc>
+      </w:tr>
+    </w:tbl>
+    <w:p/>
+    <w:p>
+      <w:pPr>
+        <w:pStyle w:val="Heading2"/>
+      </w:pPr>
+      <w:r>
+        <w:t>2.2 Web版で開く</w:t>
       </w:r>
     </w:p>
     <w:p>
@@ -349,7 +478,7 @@
         <w:pStyle w:val="Heading2"/>
       </w:pPr>
       <w:r>
-        <w:t>2.2 GitHub からダウンロードする（オフライン版・モデルデータ）</w:t>
+        <w:t>2.3 モデルデータ（IFC / DXF / OBJ）をダウンロードする</w:t>
       </w:r>
     </w:p>
     <w:p>
@@ -382,7 +511,7 @@
         <w:rPr>
           <w:rFonts w:ascii="Yu Gothic" w:hAnsi="Yu Gothic" w:eastAsia="Yu Gothic"/>
         </w:rPr>
-        <w:t>3. 必要なファイルをクリックしてダウンロードします。</w:t>
+        <w:t>3. ＜工種ID＞_ifc_dxf_obj.zip（例：conduit_ifc_dxf_obj.zip）をクリックしてダウンロードし、右クリック →「すべて展開」で解凍します。</w:t>
       </w:r>
     </w:p>
     <w:p>
@@ -393,283 +522,25 @@
         <w:rPr>
           <w:rFonts w:ascii="Yu Gothic" w:hAnsi="Yu Gothic" w:eastAsia="Yu Gothic"/>
         </w:rPr>
-        <w:t>4. ブラウザによっては「このファイルは一般的にダウンロードされていません」等の警告が出ることがあります。発信元が本リポジトリであることを確認のうえ「保存」を選んでください。</w:t>
+        <w:t>4. 詳細度ごとの IFC4 / DXF（3Dメッシュ）/ OBJ が入っています。IFC の各部材には詳細度などの属性が付いています。</w:t>
       </w:r>
     </w:p>
-    <w:p>
-      <w:pPr>
-        <w:ind w:left="454" w:hanging="340"/>
-      </w:pPr>
-      <w:r>
-        <w:rPr>
-          <w:rFonts w:ascii="Yu Gothic" w:hAnsi="Yu Gothic" w:eastAsia="Yu Gothic"/>
-        </w:rPr>
-        <w:t>5. ダウンロードしたファイルは任意のフォルダ（例：デスクトップ）に保存します。zip の場合は右クリック→「すべて展開」で解凍してください。</w:t>
-      </w:r>
-    </w:p>
-    <w:tbl>
-      <w:tblPr>
-        <w:tblStyle w:val="TableGrid"/>
-        <w:tblW w:type="auto" w:w="0"/>
-        <w:jc w:val="center"/>
-        <w:tblLook w:firstColumn="1" w:firstRow="1" w:lastColumn="0" w:lastRow="0" w:noHBand="0" w:noVBand="1" w:val="04A0"/>
-      </w:tblPr>
-      <w:tblGrid>
-        <w:gridCol w:w="3213"/>
-        <w:gridCol w:w="3213"/>
-        <w:gridCol w:w="3213"/>
-      </w:tblGrid>
-      <w:tr>
-        <w:tc>
-          <w:tcPr>
-            <w:tcW w:type="dxa" w:w="3118"/>
-            <w:shd w:val="clear" w:color="auto" w:fill="DCE6F1"/>
-          </w:tcPr>
-          <w:p>
-            <w:r>
-              <w:rPr>
-                <w:rFonts w:ascii="Yu Gothic" w:hAnsi="Yu Gothic" w:eastAsia="Yu Gothic"/>
-                <w:b/>
-                <w:sz w:val="19"/>
-              </w:rPr>
-              <w:t>ファイル名</w:t>
-            </w:r>
-          </w:p>
-        </w:tc>
-        <w:tc>
-          <w:tcPr>
-            <w:tcW w:type="dxa" w:w="3402"/>
-            <w:shd w:val="clear" w:color="auto" w:fill="DCE6F1"/>
-          </w:tcPr>
-          <w:p>
-            <w:r>
-              <w:rPr>
-                <w:rFonts w:ascii="Yu Gothic" w:hAnsi="Yu Gothic" w:eastAsia="Yu Gothic"/>
-                <w:b/>
-                <w:sz w:val="19"/>
-              </w:rPr>
-              <w:t>内容</w:t>
-            </w:r>
-          </w:p>
-        </w:tc>
-        <w:tc>
-          <w:tcPr>
-            <w:tcW w:type="dxa" w:w="3118"/>
-            <w:shd w:val="clear" w:color="auto" w:fill="DCE6F1"/>
-          </w:tcPr>
-          <w:p>
-            <w:r>
-              <w:rPr>
-                <w:rFonts w:ascii="Yu Gothic" w:hAnsi="Yu Gothic" w:eastAsia="Yu Gothic"/>
-                <w:b/>
-                <w:sz w:val="19"/>
-              </w:rPr>
-              <w:t>使い方</w:t>
-            </w:r>
-          </w:p>
-        </w:tc>
-      </w:tr>
-      <w:tr>
-        <w:tc>
-          <w:tcPr>
-            <w:tcW w:type="dxa" w:w="3118"/>
-          </w:tcPr>
-          <w:p>
-            <w:r>
-              <w:rPr>
-                <w:rFonts w:ascii="Yu Gothic" w:hAnsi="Yu Gothic" w:eastAsia="Yu Gothic"/>
-                <w:sz w:val="19"/>
-              </w:rPr>
-              <w:t>bimcim-lod-viewer_offline.html</w:t>
-            </w:r>
-          </w:p>
-        </w:tc>
-        <w:tc>
-          <w:tcPr>
-            <w:tcW w:type="dxa" w:w="3402"/>
-          </w:tcPr>
-          <w:p>
-            <w:r>
-              <w:rPr>
-                <w:rFonts w:ascii="Yu Gothic" w:hAnsi="Yu Gothic" w:eastAsia="Yu Gothic"/>
-                <w:sz w:val="19"/>
-              </w:rPr>
-              <w:t>オフライン版ビューア（全7工種・全詳細度を1ファイルに同梱、約50MB）</w:t>
-            </w:r>
-          </w:p>
-        </w:tc>
-        <w:tc>
-          <w:tcPr>
-            <w:tcW w:type="dxa" w:w="3118"/>
-          </w:tcPr>
-          <w:p>
-            <w:r>
-              <w:rPr>
-                <w:rFonts w:ascii="Yu Gothic" w:hAnsi="Yu Gothic" w:eastAsia="Yu Gothic"/>
-                <w:sz w:val="19"/>
-              </w:rPr>
-              <w:t>ダブルクリックでブラウザが開き、そのまま使えます。インターネット接続は不要です</w:t>
-            </w:r>
-          </w:p>
-        </w:tc>
-      </w:tr>
-      <w:tr>
-        <w:tc>
-          <w:tcPr>
-            <w:tcW w:type="dxa" w:w="3118"/>
-          </w:tcPr>
-          <w:p>
-            <w:r>
-              <w:rPr>
-                <w:rFonts w:ascii="Yu Gothic" w:hAnsi="Yu Gothic" w:eastAsia="Yu Gothic"/>
-                <w:sz w:val="19"/>
-              </w:rPr>
-              <w:t>＜工種ID＞_ifc_dxf_obj.zip</w:t>
-            </w:r>
-          </w:p>
-        </w:tc>
-        <w:tc>
-          <w:tcPr>
-            <w:tcW w:type="dxa" w:w="3402"/>
-          </w:tcPr>
-          <w:p>
-            <w:r>
-              <w:rPr>
-                <w:rFonts w:ascii="Yu Gothic" w:hAnsi="Yu Gothic" w:eastAsia="Yu Gothic"/>
-                <w:sz w:val="19"/>
-              </w:rPr>
-              <w:t>各工種の IFC4 / DXF（3Dメッシュ）/ OBJ ファイル（詳細度100〜500）</w:t>
-            </w:r>
-          </w:p>
-        </w:tc>
-        <w:tc>
-          <w:tcPr>
-            <w:tcW w:type="dxa" w:w="3118"/>
-          </w:tcPr>
-          <w:p>
-            <w:r>
-              <w:rPr>
-                <w:rFonts w:ascii="Yu Gothic" w:hAnsi="Yu Gothic" w:eastAsia="Yu Gothic"/>
-                <w:sz w:val="19"/>
-              </w:rPr>
-              <w:t>解凍して、お使いのCIMソフトで開きます。IFCの各部材には詳細度などの属性が付いています</w:t>
-            </w:r>
-          </w:p>
-        </w:tc>
-      </w:tr>
-      <w:tr>
-        <w:tc>
-          <w:tcPr>
-            <w:tcW w:type="dxa" w:w="3118"/>
-          </w:tcPr>
-          <w:p>
-            <w:r>
-              <w:rPr>
-                <w:rFonts w:ascii="Yu Gothic" w:hAnsi="Yu Gothic" w:eastAsia="Yu Gothic"/>
-                <w:sz w:val="19"/>
-              </w:rPr>
-              <w:t>Source code (zip)</w:t>
-            </w:r>
-          </w:p>
-        </w:tc>
-        <w:tc>
-          <w:tcPr>
-            <w:tcW w:type="dxa" w:w="3402"/>
-          </w:tcPr>
-          <w:p>
-            <w:r>
-              <w:rPr>
-                <w:rFonts w:ascii="Yu Gothic" w:hAnsi="Yu Gothic" w:eastAsia="Yu Gothic"/>
-                <w:sz w:val="19"/>
-              </w:rPr>
-              <w:t>ビューアとモデル生成スクリプトのソース一式</w:t>
-            </w:r>
-          </w:p>
-        </w:tc>
-        <w:tc>
-          <w:tcPr>
-            <w:tcW w:type="dxa" w:w="3118"/>
-          </w:tcPr>
-          <w:p>
-            <w:r>
-              <w:rPr>
-                <w:rFonts w:ascii="Yu Gothic" w:hAnsi="Yu Gothic" w:eastAsia="Yu Gothic"/>
-                <w:sz w:val="19"/>
-              </w:rPr>
-              <w:t>開発者向け。ローカルサーバで動かす場合や、モデルを再生成する場合に使用</w:t>
-            </w:r>
-          </w:p>
-        </w:tc>
-      </w:tr>
-    </w:tbl>
-    <w:p/>
-    <w:tbl>
-      <w:tblPr>
-        <w:tblW w:type="auto" w:w="0"/>
-        <w:jc w:val="center"/>
-        <w:tblLook w:firstColumn="1" w:firstRow="1" w:lastColumn="0" w:lastRow="0" w:noHBand="0" w:noVBand="1" w:val="04A0"/>
-      </w:tblPr>
-      <w:tblGrid>
-        <w:gridCol w:w="9638"/>
-      </w:tblGrid>
-      <w:tr>
-        <w:tc>
-          <w:tcPr>
-            <w:tcW w:type="dxa" w:w="9638"/>
-            <w:shd w:val="clear" w:color="auto" w:fill="FFF4E5"/>
-          </w:tcPr>
-          <w:p>
-            <w:r>
-              <w:rPr>
-                <w:rFonts w:ascii="Yu Gothic" w:hAnsi="Yu Gothic" w:eastAsia="Yu Gothic"/>
-                <w:sz w:val="20"/>
-              </w:rPr>
-              <w:t>オフライン版HTMLを開いてもモデルが表示されない場合は、ブラウザが古いか WebGL が無効になっている可能性があります。Chrome または Edge の最新版でお試しください。ファイルサイズが大きいため、開くまでに数秒〜十数秒かかります。</w:t>
-            </w:r>
-          </w:p>
-        </w:tc>
-      </w:tr>
-    </w:tbl>
-    <w:p/>
     <w:p>
       <w:pPr>
         <w:pStyle w:val="Heading2"/>
       </w:pPr>
       <w:r>
-        <w:t>2.3 ソース一式をダウンロードしてローカルで動かす（開発者向け）</w:t>
+        <w:t>2.4 開発者向け：ソースから動かす・再生成する</w:t>
       </w:r>
     </w:p>
     <w:p>
-      <w:pPr>
-        <w:ind w:left="454" w:hanging="340"/>
-      </w:pPr>
       <w:r>
         <w:rPr>
           <w:rFonts w:ascii="Yu Gothic" w:hAnsi="Yu Gothic" w:eastAsia="Yu Gothic"/>
+          <w:b w:val="0"/>
+          <w:i w:val="0"/>
         </w:rPr>
-        <w:t>1. リポジトリのトップページ（https://github.com/ayumiwatanabe-ops/bimcim-lod-viewer）で緑色の「Code」ボタン→「Download ZIP」を選び、解凍します。</w:t>
-      </w:r>
-    </w:p>
-    <w:p>
-      <w:pPr>
-        <w:ind w:left="454" w:hanging="340"/>
-      </w:pPr>
-      <w:r>
-        <w:rPr>
-          <w:rFonts w:ascii="Yu Gothic" w:hAnsi="Yu Gothic" w:eastAsia="Yu Gothic"/>
-        </w:rPr>
-        <w:t>2. index.html はブラウザの制約により直接ダブルクリックでは動きません（オフライン版HTMLは動きます）。解凍したフォルダでコマンドプロンプトを開き、簡易サーバを起動します（Python がある場合）： python -m http.server 8000</w:t>
-      </w:r>
-    </w:p>
-    <w:p>
-      <w:pPr>
-        <w:ind w:left="454" w:hanging="340"/>
-      </w:pPr>
-      <w:r>
-        <w:rPr>
-          <w:rFonts w:ascii="Yu Gothic" w:hAnsi="Yu Gothic" w:eastAsia="Yu Gothic"/>
-        </w:rPr>
-        <w:t>3. ブラウザで http://localhost:8000/ を開きます。</w:t>
+        <w:t>2.1 で展開したフォルダには生成スクリプト（scripts/）も入っています。Python がある環境では、フォルダで「python -m http.server 8000」を実行して http://localhost:8000/ を開いても同じビューアが使えます。モデルの再生成方法は README.md を参照してください。</w:t>
       </w:r>
     </w:p>
     <w:p>

--- a/docs/BIMCIM詳細度サンプルビューア_操作説明書（お客様向け）.docx
+++ b/docs/BIMCIM詳細度サンプルビューア_操作説明書（お客様向け）.docx
@@ -224,7 +224,7 @@
                 <w:rFonts w:ascii="Yu Gothic" w:hAnsi="Yu Gothic" w:eastAsia="Yu Gothic"/>
                 <w:sz w:val="19"/>
               </w:rPr>
-              <w:t>B. Web版</w:t>
+              <w:t>B. Web版（iPad・スマホはこちら）</w:t>
             </w:r>
           </w:p>
         </w:tc>
@@ -238,7 +238,7 @@
                 <w:rFonts w:ascii="Yu Gothic" w:hAnsi="Yu Gothic" w:eastAsia="Yu Gothic"/>
                 <w:sz w:val="19"/>
               </w:rPr>
-              <w:t>PC・スマホ・タブレットからすぐ見たい。URL を共有したい</w:t>
+              <w:t>iPad・スマホ・Mac で使う。URL を共有したい。インストールせずにすぐ見たい</w:t>
             </w:r>
           </w:p>
         </w:tc>
@@ -252,7 +252,7 @@
                 <w:rFonts w:ascii="Yu Gothic" w:hAnsi="Yu Gothic" w:eastAsia="Yu Gothic"/>
                 <w:sz w:val="19"/>
               </w:rPr>
-              <w:t>インターネット接続、最新のブラウザ（Chrome / Edge / Safari）</w:t>
+              <w:t>最新のブラウザ（Safari / Chrome / Edge）。初回のみインターネット接続（以後はオフラインでも動作）</w:t>
             </w:r>
           </w:p>
         </w:tc>
@@ -437,20 +437,81 @@
         <w:pStyle w:val="Heading2"/>
       </w:pPr>
       <w:r>
-        <w:t>2.2 Web版で開く</w:t>
+        <w:t>2.2 Web版で開く（iPad・スマホ・Mac はこちら）</w:t>
       </w:r>
     </w:p>
     <w:p>
       <w:pPr>
-        <w:pStyle w:val="ListBullet"/>
+        <w:ind w:left="454" w:hanging="340"/>
       </w:pPr>
       <w:r>
         <w:rPr>
           <w:rFonts w:ascii="Yu Gothic" w:hAnsi="Yu Gothic" w:eastAsia="Yu Gothic"/>
         </w:rPr>
-        <w:t>ブラウザで次のURLを開きます：https://ayumiwatanabe-ops.github.io/bimcim-lod-viewer/</w:t>
+        <w:t>1. ブラウザで次のURLを開きます：https://ayumiwatanabe-ops.github.io/bimcim-lod-viewer/</w:t>
       </w:r>
     </w:p>
+    <w:p>
+      <w:pPr>
+        <w:ind w:left="454" w:hanging="340"/>
+      </w:pPr>
+      <w:r>
+        <w:rPr>
+          <w:rFonts w:ascii="Yu Gothic" w:hAnsi="Yu Gothic" w:eastAsia="Yu Gothic"/>
+        </w:rPr>
+        <w:t>2. 工種を選ぶと 3D モデルが表示されます。開いている間に、全工種のモデル（約55MB）が自動で端末に保存され、画面下に「保存完了。このページはオフラインでも使えます」と出ます。</w:t>
+      </w:r>
+    </w:p>
+    <w:p>
+      <w:pPr>
+        <w:ind w:left="454" w:hanging="340"/>
+      </w:pPr>
+      <w:r>
+        <w:rPr>
+          <w:rFonts w:ascii="Yu Gothic" w:hAnsi="Yu Gothic" w:eastAsia="Yu Gothic"/>
+        </w:rPr>
+        <w:t>3. iPad / iPhone：Safari の共有ボタン（四角から矢印が出たアイコン）→「ホーム画面に追加」→「追加」を押します。ホーム画面にアイコンができ、次回からはアプリのように1タップで開けます。</w:t>
+      </w:r>
+    </w:p>
+    <w:p>
+      <w:pPr>
+        <w:ind w:left="454" w:hanging="340"/>
+      </w:pPr>
+      <w:r>
+        <w:rPr>
+          <w:rFonts w:ascii="Yu Gothic" w:hAnsi="Yu Gothic" w:eastAsia="Yu Gothic"/>
+        </w:rPr>
+        <w:t>4. Android：Chrome のメニュー（右上の︙）→「ホーム画面に追加」（または「アプリをインストール」）を押します。</w:t>
+      </w:r>
+    </w:p>
+    <w:tbl>
+      <w:tblPr>
+        <w:tblW w:type="auto" w:w="0"/>
+        <w:jc w:val="center"/>
+        <w:tblLook w:firstColumn="1" w:firstRow="1" w:lastColumn="0" w:lastRow="0" w:noHBand="0" w:noVBand="1" w:val="04A0"/>
+      </w:tblPr>
+      <w:tblGrid>
+        <w:gridCol w:w="9638"/>
+      </w:tblGrid>
+      <w:tr>
+        <w:tc>
+          <w:tcPr>
+            <w:tcW w:type="dxa" w:w="9638"/>
+            <w:shd w:val="clear" w:color="auto" w:fill="FFF4E5"/>
+          </w:tcPr>
+          <w:p>
+            <w:r>
+              <w:rPr>
+                <w:rFonts w:ascii="Yu Gothic" w:hAnsi="Yu Gothic" w:eastAsia="Yu Gothic"/>
+                <w:sz w:val="20"/>
+              </w:rPr>
+              <w:t>一度保存が完了すれば、機内モード・電波の届かない現場でも同じように動きます（ホーム画面に追加したアイコンから開いてください）。モデルが更新された場合は、インターネットに接続した状態で開くと自動で新しいものに置き替わります。iPad ではブラウザにインストール等の操作は不要で、Python や exe も使いません。</w:t>
+            </w:r>
+          </w:p>
+        </w:tc>
+      </w:tr>
+    </w:tbl>
+    <w:p/>
     <w:p>
       <w:pPr>
         <w:pStyle w:val="ListBullet"/>
@@ -470,7 +531,7 @@
         <w:rPr>
           <w:rFonts w:ascii="Yu Gothic" w:hAnsi="Yu Gothic" w:eastAsia="Yu Gothic"/>
         </w:rPr>
-        <w:t>スマホ・タブレットでも同じURLで動作します。画面が縦長のときは、3D表示の下に情報パネルが並びます。</w:t>
+        <w:t>画面が縦長のときは、3D表示の下に情報パネルが並びます。1本指でドラッグして回転、2本指で拡大縮小・移動です。</w:t>
       </w:r>
     </w:p>
     <w:p>
@@ -667,7 +728,7 @@
                 <w:rFonts w:ascii="Yu Gothic" w:hAnsi="Yu Gothic" w:eastAsia="Yu Gothic"/>
                 <w:sz w:val="19"/>
               </w:rPr>
-              <w:t>スマホ・タブレット</w:t>
+              <w:t>iPad・スマホ</w:t>
             </w:r>
           </w:p>
         </w:tc>
@@ -681,7 +742,7 @@
                 <w:rFonts w:ascii="Yu Gothic" w:hAnsi="Yu Gothic" w:eastAsia="Yu Gothic"/>
                 <w:sz w:val="19"/>
               </w:rPr>
-              <w:t>iOS 16 以降の Safari、Android の Chrome。Web版の利用を推奨（オフライン版は約50MBのため PC 推奨）</w:t>
+              <w:t>iPadOS / iOS 16 以降の Safari、Android の Chrome。Web版を開いて「ホーム画面に追加」（2.2 参照）。exe・オフライン版 HTML は使えません</w:t>
             </w:r>
           </w:p>
         </w:tc>
@@ -711,7 +772,7 @@
                 <w:rFonts w:ascii="Yu Gothic" w:hAnsi="Yu Gothic" w:eastAsia="Yu Gothic"/>
                 <w:sz w:val="19"/>
               </w:rPr>
-              <w:t>Web版はモデル読込時に通信します（詳細度400・500で最大10MB程度）。オフライン版は不要</w:t>
+              <w:t>Web版は初回に全モデル（約55MB）を端末に保存するため、Wi-Fi 環境での初回表示を推奨。保存後はオフラインで動作。ZIP版・オフライン版は通信不要</w:t>
             </w:r>
           </w:p>
         </w:tc>
